--- a/templates/F23.docx
+++ b/templates/F23.docx
@@ -1,6 +1,6 @@
 
 <file path=word/document.xml><?xml version="1.0" encoding="utf-8"?>
-<w:document xmlns:wpc="http://schemas.microsoft.com/office/word/2010/wordprocessingCanvas" xmlns:cx="http://schemas.microsoft.com/office/drawing/2014/chartex" xmlns:cx1="http://schemas.microsoft.com/office/drawing/2015/9/8/chartex" xmlns:cx2="http://schemas.microsoft.com/office/drawing/2015/10/21/chartex" xmlns:cx3="http://schemas.microsoft.com/office/drawing/2016/5/9/chartex" xmlns:cx4="http://schemas.microsoft.com/office/drawing/2016/5/10/chartex" xmlns:cx5="http://schemas.microsoft.com/office/drawing/2016/5/11/chartex" xmlns:cx6="http://schemas.microsoft.com/office/drawing/2016/5/12/chartex" xmlns:cx7="http://schemas.microsoft.com/office/drawing/2016/5/13/chartex" xmlns:cx8="http://schemas.microsoft.com/office/drawing/2016/5/14/chartex" xmlns:mc="http://schemas.openxmlformats.org/markup-compatibility/2006" xmlns:aink="http://schemas.microsoft.com/office/drawing/2016/ink" xmlns:am3d="http://schemas.microsoft.com/office/drawing/2017/model3d" xmlns:o="urn:schemas-microsoft-com:office:office" xmlns:oel="http://schemas.microsoft.com/office/2019/extlst" xmlns:r="http://schemas.openxmlformats.org/officeDocument/2006/relationships" xmlns:m="http://schemas.openxmlformats.org/officeDocument/2006/math" xmlns:v="urn:schemas-microsoft-com:vml" xmlns:wp14="http://schemas.microsoft.com/office/word/2010/wordprocessingDrawing" xmlns:wp="http://schemas.openxmlformats.org/drawingml/2006/wordprocessingDrawing" xmlns:w10="urn:schemas-microsoft-com:office:word" xmlns:w="http://schemas.openxmlformats.org/wordprocessingml/2006/main" xmlns:w14="http://schemas.microsoft.com/office/word/2010/wordml" xmlns:w15="http://schemas.microsoft.com/office/word/2012/wordml" xmlns:w16cei="http://schemas.microsoft.com/office/word/2026/wordml/cei" xmlns:w16cex="http://schemas.microsoft.com/office/word/2018/wordml/cex" xmlns:w16cid="http://schemas.microsoft.com/office/word/2016/wordml/cid" xmlns:w16="http://schemas.microsoft.com/office/word/2018/wordml" xmlns:w16du="http://schemas.microsoft.com/office/word/2023/wordml/word16du" xmlns:w16sdtdh="http://schemas.microsoft.com/office/word/2020/wordml/sdtdatahash" xmlns:w16sdtfl="http://schemas.microsoft.com/office/word/2024/wordml/sdtformatlock" xmlns:w16se="http://schemas.microsoft.com/office/word/2015/wordml/symex" xmlns:wpg="http://schemas.microsoft.com/office/word/2010/wordprocessingGroup" xmlns:wpi="http://schemas.microsoft.com/office/word/2010/wordprocessingInk" xmlns:wne="http://schemas.microsoft.com/office/word/2006/wordml" xmlns:wps="http://schemas.microsoft.com/office/word/2010/wordprocessingShape" mc:Ignorable="w14 w15 w16se w16cid w16 w16cex w16sdtdh w16sdtfl w16du wp14">
+<w:document xmlns:wpc="http://schemas.microsoft.com/office/word/2010/wordprocessingCanvas" xmlns:cx="http://schemas.microsoft.com/office/drawing/2014/chartex" xmlns:cx1="http://schemas.microsoft.com/office/drawing/2015/9/8/chartex" xmlns:cx2="http://schemas.microsoft.com/office/drawing/2015/10/21/chartex" xmlns:cx3="http://schemas.microsoft.com/office/drawing/2016/5/9/chartex" xmlns:cx4="http://schemas.microsoft.com/office/drawing/2016/5/10/chartex" xmlns:cx5="http://schemas.microsoft.com/office/drawing/2016/5/11/chartex" xmlns:cx6="http://schemas.microsoft.com/office/drawing/2016/5/12/chartex" xmlns:cx7="http://schemas.microsoft.com/office/drawing/2016/5/13/chartex" xmlns:cx8="http://schemas.microsoft.com/office/drawing/2016/5/14/chartex" xmlns:mc="http://schemas.openxmlformats.org/markup-compatibility/2006" xmlns:aink="http://schemas.microsoft.com/office/drawing/2016/ink" xmlns:am3d="http://schemas.microsoft.com/office/drawing/2017/model3d" xmlns:o="urn:schemas-microsoft-com:office:office" xmlns:oel="http://schemas.microsoft.com/office/2019/extlst" xmlns:r="http://schemas.openxmlformats.org/officeDocument/2006/relationships" xmlns:m="http://schemas.openxmlformats.org/officeDocument/2006/math" xmlns:v="urn:schemas-microsoft-com:vml" xmlns:wp14="http://schemas.microsoft.com/office/word/2010/wordprocessingDrawing" xmlns:wp="http://schemas.openxmlformats.org/drawingml/2006/wordprocessingDrawing" xmlns:w10="urn:schemas-microsoft-com:office:word" xmlns:w="http://schemas.openxmlformats.org/wordprocessingml/2006/main" xmlns:w14="http://schemas.microsoft.com/office/word/2010/wordml" xmlns:w15="http://schemas.microsoft.com/office/word/2012/wordml" xmlns:w16cex="http://schemas.microsoft.com/office/word/2018/wordml/cex" xmlns:w16cid="http://schemas.microsoft.com/office/word/2016/wordml/cid" xmlns:w16="http://schemas.microsoft.com/office/word/2018/wordml" xmlns:w16du="http://schemas.microsoft.com/office/word/2023/wordml/word16du" xmlns:w16sdtdh="http://schemas.microsoft.com/office/word/2020/wordml/sdtdatahash" xmlns:w16sdtfl="http://schemas.microsoft.com/office/word/2024/wordml/sdtformatlock" xmlns:w16se="http://schemas.microsoft.com/office/word/2015/wordml/symex" xmlns:wpg="http://schemas.microsoft.com/office/word/2010/wordprocessingGroup" xmlns:wpi="http://schemas.microsoft.com/office/word/2010/wordprocessingInk" xmlns:wne="http://schemas.microsoft.com/office/word/2006/wordml" xmlns:wps="http://schemas.microsoft.com/office/word/2010/wordprocessingShape" mc:Ignorable="w14 w15 w16se w16cid w16 w16cex w16sdtdh w16sdtfl w16du wp14">
   <w:body>
     <w:p>
       <w:pPr>
@@ -222,21 +222,12 @@
                 <w:bCs/>
               </w:rPr>
             </w:pPr>
-            <w:proofErr w:type="spellStart"/>
             <w:r>
               <w:rPr>
                 <w:b/>
                 <w:bCs/>
               </w:rPr>
-              <w:t>Spesifikasi</w:t>
-            </w:r>
-            <w:proofErr w:type="spellEnd"/>
-            <w:r>
-              <w:rPr>
-                <w:b/>
-                <w:bCs/>
-              </w:rPr>
-              <w:t xml:space="preserve"> Barang</w:t>
+              <w:t>Spesifikasi Barang</w:t>
             </w:r>
           </w:p>
         </w:tc>
@@ -275,7 +266,6 @@
                 <w:bCs/>
               </w:rPr>
             </w:pPr>
-            <w:proofErr w:type="spellStart"/>
             <w:r>
               <w:rPr>
                 <w:b/>
@@ -283,7 +273,6 @@
               </w:rPr>
               <w:t>Satuan</w:t>
             </w:r>
-            <w:proofErr w:type="spellEnd"/>
           </w:p>
         </w:tc>
         <w:tc>
@@ -299,7 +288,6 @@
                 <w:bCs/>
               </w:rPr>
             </w:pPr>
-            <w:proofErr w:type="spellStart"/>
             <w:r>
               <w:rPr>
                 <w:b/>
@@ -307,7 +295,6 @@
               </w:rPr>
               <w:t>Keterangan</w:t>
             </w:r>
-            <w:proofErr w:type="spellEnd"/>
           </w:p>
         </w:tc>
       </w:tr>
@@ -567,109 +554,13 @@
     <w:p/>
     <w:p>
       <w:r>
-        <w:t xml:space="preserve">Dari </w:t>
-      </w:r>
-      <w:proofErr w:type="spellStart"/>
-      <w:r>
-        <w:t>Panitia</w:t>
-      </w:r>
-      <w:proofErr w:type="spellEnd"/>
-      <w:r>
-        <w:t xml:space="preserve"> </w:t>
-      </w:r>
-      <w:proofErr w:type="spellStart"/>
-      <w:r>
-        <w:t>kegiatan</w:t>
-      </w:r>
-      <w:proofErr w:type="spellEnd"/>
-      <w:r>
-        <w:t xml:space="preserve"> </w:t>
-      </w:r>
-      <w:r>
-        <w:t>{{</w:t>
-      </w:r>
-      <w:proofErr w:type="spellStart"/>
-      <w:r>
-        <w:t>pekerjaan</w:t>
-      </w:r>
-      <w:proofErr w:type="spellEnd"/>
-      <w:r>
-        <w:t>}}</w:t>
-      </w:r>
-      <w:r>
-        <w:t xml:space="preserve"> </w:t>
-      </w:r>
-      <w:proofErr w:type="spellStart"/>
-      <w:r>
-        <w:t>untuk</w:t>
-      </w:r>
-      <w:proofErr w:type="spellEnd"/>
-      <w:r>
-        <w:t xml:space="preserve"> </w:t>
-      </w:r>
-      <w:proofErr w:type="spellStart"/>
-      <w:r>
-        <w:t>dikembalikan</w:t>
-      </w:r>
-      <w:proofErr w:type="spellEnd"/>
-      <w:r>
-        <w:t xml:space="preserve"> </w:t>
-      </w:r>
-      <w:proofErr w:type="spellStart"/>
-      <w:r>
-        <w:t>ke</w:t>
-      </w:r>
-      <w:proofErr w:type="spellEnd"/>
-      <w:r>
-        <w:t xml:space="preserve"> </w:t>
-      </w:r>
-      <w:proofErr w:type="spellStart"/>
-      <w:r>
-        <w:t>gudang</w:t>
-      </w:r>
-      <w:proofErr w:type="spellEnd"/>
-      <w:r>
-        <w:t xml:space="preserve"> </w:t>
-      </w:r>
-      <w:proofErr w:type="spellStart"/>
-      <w:r>
-        <w:t>persediaan</w:t>
-      </w:r>
-      <w:proofErr w:type="spellEnd"/>
-      <w:r>
-        <w:t xml:space="preserve"> BMN agar </w:t>
-      </w:r>
-      <w:proofErr w:type="spellStart"/>
-      <w:r>
-        <w:t>bisa</w:t>
-      </w:r>
-      <w:proofErr w:type="spellEnd"/>
-      <w:r>
-        <w:t xml:space="preserve"> </w:t>
-      </w:r>
-      <w:proofErr w:type="spellStart"/>
-      <w:r>
-        <w:t>dipergunakan</w:t>
-      </w:r>
-      <w:proofErr w:type="spellEnd"/>
-      <w:r>
-        <w:t xml:space="preserve"> pada </w:t>
-      </w:r>
-      <w:proofErr w:type="spellStart"/>
-      <w:r>
-        <w:t>kegiatan</w:t>
-      </w:r>
-      <w:proofErr w:type="spellEnd"/>
-      <w:r>
-        <w:t xml:space="preserve"> </w:t>
-      </w:r>
-      <w:proofErr w:type="spellStart"/>
-      <w:r>
-        <w:t>lainnya</w:t>
-      </w:r>
-      <w:proofErr w:type="spellEnd"/>
-      <w:r>
-        <w:t>.</w:t>
+        <w:t xml:space="preserve">Dari Panitia kegiatan </w:t>
+      </w:r>
+      <w:r>
+        <w:t>{{pekerjaan}}</w:t>
+      </w:r>
+      <w:r>
+        <w:t xml:space="preserve"> untuk dikembalikan ke gudang persediaan BMN agar bisa dipergunakan pada kegiatan lainnya.</w:t>
       </w:r>
     </w:p>
     <w:p>
@@ -784,6 +675,367 @@
     <w:p>
       <w:pPr>
         <w:rPr>
+          <w:lang w:val="nl-NL"/>
+        </w:rPr>
+      </w:pPr>
+      <w:r>
+        <w:rPr>
+          <w:lang w:val="nl-NL"/>
+        </w:rPr>
+        <w:t>Pengelola BMN</w:t>
+      </w:r>
+      <w:r>
+        <w:rPr>
+          <w:lang w:val="nl-NL"/>
+        </w:rPr>
+        <w:tab/>
+      </w:r>
+      <w:r>
+        <w:rPr>
+          <w:lang w:val="nl-NL"/>
+        </w:rPr>
+        <w:tab/>
+      </w:r>
+      <w:r>
+        <w:rPr>
+          <w:lang w:val="nl-NL"/>
+        </w:rPr>
+        <w:tab/>
+      </w:r>
+      <w:r>
+        <w:rPr>
+          <w:lang w:val="nl-NL"/>
+        </w:rPr>
+        <w:tab/>
+      </w:r>
+      <w:r>
+        <w:rPr>
+          <w:lang w:val="nl-NL"/>
+        </w:rPr>
+        <w:tab/>
+      </w:r>
+      <w:r>
+        <w:rPr>
+          <w:lang w:val="nl-NL"/>
+        </w:rPr>
+        <w:tab/>
+        <w:t>Ketua Kegiatan,</w:t>
+      </w:r>
+    </w:p>
+    <w:p>
+      <w:pPr>
+        <w:rPr>
+          <w:lang w:val="nl-NL"/>
+        </w:rPr>
+      </w:pPr>
+    </w:p>
+    <w:p>
+      <w:pPr>
+        <w:rPr>
+          <w:lang w:val="nl-NL"/>
+        </w:rPr>
+      </w:pPr>
+    </w:p>
+    <w:p>
+      <w:pPr>
+        <w:rPr>
+          <w:lang w:val="nl-NL"/>
+        </w:rPr>
+      </w:pPr>
+    </w:p>
+    <w:p>
+      <w:pPr>
+        <w:rPr>
+          <w:lang w:val="nl-NL"/>
+        </w:rPr>
+      </w:pPr>
+      <w:r>
+        <w:t>{{pic}}</w:t>
+      </w:r>
+      <w:r>
+        <w:tab/>
+      </w:r>
+      <w:r>
+        <w:rPr>
+          <w:lang w:val="nl-NL"/>
+        </w:rPr>
+        <w:tab/>
+      </w:r>
+      <w:r>
+        <w:rPr>
+          <w:lang w:val="nl-NL"/>
+        </w:rPr>
+        <w:tab/>
+      </w:r>
+      <w:r>
+        <w:rPr>
+          <w:lang w:val="nl-NL"/>
+        </w:rPr>
+        <w:tab/>
+      </w:r>
+      <w:r>
+        <w:rPr>
+          <w:lang w:val="nl-NL"/>
+        </w:rPr>
+        <w:tab/>
+      </w:r>
+      <w:r>
+        <w:rPr>
+          <w:lang w:val="nl-NL"/>
+        </w:rPr>
+        <w:tab/>
+      </w:r>
+      <w:r>
+        <w:rPr>
+          <w:lang w:val="nl-NL"/>
+        </w:rPr>
+        <w:tab/>
+      </w:r>
+      <w:r>
+        <w:rPr>
+          <w:lang w:val="nl-NL"/>
+        </w:rPr>
+        <w:t>{{namaPegawai}}</w:t>
+      </w:r>
+    </w:p>
+    <w:p>
+      <w:pPr>
+        <w:rPr>
+          <w:lang w:val="nl-NL"/>
+        </w:rPr>
+      </w:pPr>
+      <w:r>
+        <w:rPr>
+          <w:lang w:val="nl-NL"/>
+        </w:rPr>
+        <w:t>NIP</w:t>
+      </w:r>
+      <w:r>
+        <w:rPr>
+          <w:lang w:val="nl-NL"/>
+        </w:rPr>
+        <w:t xml:space="preserve"> </w:t>
+      </w:r>
+      <w:r>
+        <w:t>{{nipPic}}</w:t>
+      </w:r>
+      <w:r>
+        <w:rPr>
+          <w:lang w:val="nl-NL"/>
+        </w:rPr>
+        <w:tab/>
+      </w:r>
+      <w:r>
+        <w:rPr>
+          <w:lang w:val="nl-NL"/>
+        </w:rPr>
+        <w:tab/>
+      </w:r>
+      <w:r>
+        <w:rPr>
+          <w:lang w:val="nl-NL"/>
+        </w:rPr>
+        <w:tab/>
+      </w:r>
+      <w:r>
+        <w:rPr>
+          <w:lang w:val="nl-NL"/>
+        </w:rPr>
+        <w:tab/>
+      </w:r>
+      <w:r>
+        <w:rPr>
+          <w:lang w:val="nl-NL"/>
+        </w:rPr>
+        <w:tab/>
+      </w:r>
+      <w:r>
+        <w:rPr>
+          <w:lang w:val="nl-NL"/>
+        </w:rPr>
+        <w:tab/>
+        <w:t xml:space="preserve">NIP </w:t>
+      </w:r>
+      <w:r>
+        <w:rPr>
+          <w:lang w:val="nl-NL"/>
+        </w:rPr>
+        <w:t>{{nipPegawai}}</w:t>
+      </w:r>
+      <w:r>
+        <w:rPr>
+          <w:lang w:val="nl-NL"/>
+        </w:rPr>
+        <w:tab/>
+      </w:r>
+      <w:r>
+        <w:rPr>
+          <w:lang w:val="nl-NL"/>
+        </w:rPr>
+        <w:tab/>
+      </w:r>
+      <w:r>
+        <w:rPr>
+          <w:lang w:val="nl-NL"/>
+        </w:rPr>
+        <w:tab/>
+      </w:r>
+      <w:r>
+        <w:rPr>
+          <w:lang w:val="nl-NL"/>
+        </w:rPr>
+        <w:tab/>
+      </w:r>
+      <w:r>
+        <w:rPr>
+          <w:lang w:val="nl-NL"/>
+        </w:rPr>
+        <w:tab/>
+      </w:r>
+      <w:r>
+        <w:rPr>
+          <w:lang w:val="nl-NL"/>
+        </w:rPr>
+        <w:tab/>
+      </w:r>
+      <w:r>
+        <w:rPr>
+          <w:lang w:val="nl-NL"/>
+        </w:rPr>
+        <w:tab/>
+      </w:r>
+    </w:p>
+    <w:p>
+      <w:pPr>
+        <w:rPr>
+          <w:lang w:val="nl-NL"/>
+        </w:rPr>
+      </w:pPr>
+      <w:r>
+        <w:rPr>
+          <w:lang w:val="nl-NL"/>
+        </w:rPr>
+        <w:t>Yang Menyetujui,</w:t>
+      </w:r>
+      <w:r>
+        <w:rPr>
+          <w:lang w:val="nl-NL"/>
+        </w:rPr>
+        <w:tab/>
+      </w:r>
+      <w:r>
+        <w:rPr>
+          <w:lang w:val="nl-NL"/>
+        </w:rPr>
+        <w:tab/>
+      </w:r>
+      <w:r>
+        <w:rPr>
+          <w:lang w:val="nl-NL"/>
+        </w:rPr>
+        <w:tab/>
+      </w:r>
+      <w:r>
+        <w:rPr>
+          <w:lang w:val="nl-NL"/>
+        </w:rPr>
+        <w:tab/>
+      </w:r>
+      <w:r>
+        <w:rPr>
+          <w:lang w:val="nl-NL"/>
+        </w:rPr>
+        <w:tab/>
+      </w:r>
+      <w:r>
+        <w:rPr>
+          <w:lang w:val="nl-NL"/>
+        </w:rPr>
+        <w:tab/>
+        <w:t>Pengelola BMN</w:t>
+      </w:r>
+    </w:p>
+    <w:p>
+      <w:pPr>
+        <w:rPr>
+          <w:lang w:val="nl-NL"/>
+        </w:rPr>
+      </w:pPr>
+      <w:r>
+        <w:rPr>
+          <w:lang w:val="nl-NL"/>
+        </w:rPr>
+        <w:t>Kabag Umum/PPK</w:t>
+      </w:r>
+      <w:r>
+        <w:rPr>
+          <w:lang w:val="nl-NL"/>
+        </w:rPr>
+        <w:tab/>
+      </w:r>
+      <w:r>
+        <w:rPr>
+          <w:lang w:val="nl-NL"/>
+        </w:rPr>
+        <w:tab/>
+      </w:r>
+      <w:r>
+        <w:rPr>
+          <w:lang w:val="nl-NL"/>
+        </w:rPr>
+        <w:tab/>
+      </w:r>
+      <w:r>
+        <w:rPr>
+          <w:lang w:val="nl-NL"/>
+        </w:rPr>
+        <w:tab/>
+      </w:r>
+      <w:r>
+        <w:rPr>
+          <w:lang w:val="nl-NL"/>
+        </w:rPr>
+        <w:tab/>
+      </w:r>
+      <w:r>
+        <w:rPr>
+          <w:lang w:val="nl-NL"/>
+        </w:rPr>
+        <w:tab/>
+        <w:t>PJ Manajemen BMN,</w:t>
+      </w:r>
+    </w:p>
+    <w:p>
+      <w:pPr>
+        <w:rPr>
+          <w:lang w:val="nl-NL"/>
+        </w:rPr>
+      </w:pPr>
+    </w:p>
+    <w:p>
+      <w:pPr>
+        <w:rPr>
+          <w:lang w:val="nl-NL"/>
+        </w:rPr>
+      </w:pPr>
+    </w:p>
+    <w:p>
+      <w:pPr>
+        <w:rPr>
+          <w:lang w:val="nl-NL"/>
+        </w:rPr>
+      </w:pPr>
+    </w:p>
+    <w:p>
+      <w:pPr>
+        <w:rPr>
+          <w:lang w:val="nl-NL"/>
+        </w:rPr>
+      </w:pPr>
+    </w:p>
+    <w:p>
+      <w:pPr>
+        <w:rPr>
           <w:lang w:val="fi-FI"/>
         </w:rPr>
       </w:pPr>
@@ -791,7 +1043,7 @@
         <w:rPr>
           <w:lang w:val="fi-FI"/>
         </w:rPr>
-        <w:t>Pengelola BMN</w:t>
+        <w:t>Rohimat, ST., MA</w:t>
       </w:r>
       <w:r>
         <w:rPr>
@@ -828,371 +1080,12 @@
           <w:lang w:val="fi-FI"/>
         </w:rPr>
         <w:tab/>
-        <w:t>Ketua Kegiatan,</w:t>
-      </w:r>
-    </w:p>
-    <w:p>
-      <w:pPr>
-        <w:rPr>
-          <w:lang w:val="fi-FI"/>
-        </w:rPr>
-      </w:pPr>
-    </w:p>
-    <w:p>
-      <w:pPr>
-        <w:rPr>
-          <w:lang w:val="fi-FI"/>
-        </w:rPr>
-      </w:pPr>
-    </w:p>
-    <w:p>
-      <w:pPr>
-        <w:rPr>
-          <w:lang w:val="fi-FI"/>
-        </w:rPr>
-      </w:pPr>
-    </w:p>
-    <w:p>
-      <w:pPr>
-        <w:rPr>
-          <w:lang w:val="fi-FI"/>
-        </w:rPr>
-      </w:pPr>
-      <w:r>
-        <w:rPr>
-          <w:lang w:val="fi-FI"/>
-        </w:rPr>
-        <w:t>……………………</w:t>
-      </w:r>
-      <w:r>
-        <w:rPr>
-          <w:lang w:val="fi-FI"/>
-        </w:rPr>
-        <w:tab/>
-      </w:r>
-      <w:r>
-        <w:rPr>
-          <w:lang w:val="fi-FI"/>
-        </w:rPr>
-        <w:tab/>
-      </w:r>
-      <w:r>
-        <w:rPr>
-          <w:lang w:val="fi-FI"/>
-        </w:rPr>
-        <w:tab/>
-      </w:r>
-      <w:r>
-        <w:rPr>
-          <w:lang w:val="fi-FI"/>
-        </w:rPr>
-        <w:tab/>
-      </w:r>
-      <w:r>
-        <w:rPr>
-          <w:lang w:val="fi-FI"/>
-        </w:rPr>
-        <w:tab/>
-      </w:r>
-      <w:r>
-        <w:rPr>
-          <w:lang w:val="fi-FI"/>
-        </w:rPr>
-        <w:tab/>
-        <w:t>………………………….</w:t>
-      </w:r>
-    </w:p>
-    <w:p>
-      <w:pPr>
-        <w:rPr>
-          <w:lang w:val="fi-FI"/>
-        </w:rPr>
-      </w:pPr>
-      <w:r>
-        <w:rPr>
-          <w:lang w:val="fi-FI"/>
-        </w:rPr>
-        <w:t>NIP</w:t>
-      </w:r>
-      <w:r>
-        <w:rPr>
-          <w:lang w:val="fi-FI"/>
-        </w:rPr>
-        <w:tab/>
-      </w:r>
-      <w:r>
-        <w:rPr>
-          <w:lang w:val="fi-FI"/>
-        </w:rPr>
-        <w:tab/>
-      </w:r>
-      <w:r>
-        <w:rPr>
-          <w:lang w:val="fi-FI"/>
-        </w:rPr>
-        <w:tab/>
-      </w:r>
-      <w:r>
-        <w:rPr>
-          <w:lang w:val="fi-FI"/>
-        </w:rPr>
-        <w:tab/>
-      </w:r>
-      <w:r>
-        <w:rPr>
-          <w:lang w:val="fi-FI"/>
-        </w:rPr>
-        <w:tab/>
-      </w:r>
-      <w:r>
-        <w:rPr>
-          <w:lang w:val="fi-FI"/>
-        </w:rPr>
-        <w:tab/>
-      </w:r>
-      <w:r>
-        <w:rPr>
-          <w:lang w:val="fi-FI"/>
-        </w:rPr>
-        <w:tab/>
-      </w:r>
-      <w:r>
-        <w:rPr>
-          <w:lang w:val="fi-FI"/>
-        </w:rPr>
-        <w:tab/>
-        <w:t xml:space="preserve">NIP </w:t>
-      </w:r>
-      <w:r>
-        <w:rPr>
-          <w:lang w:val="fi-FI"/>
-        </w:rPr>
-        <w:tab/>
-      </w:r>
-      <w:r>
-        <w:rPr>
-          <w:lang w:val="fi-FI"/>
-        </w:rPr>
-        <w:tab/>
-      </w:r>
-      <w:r>
-        <w:rPr>
-          <w:lang w:val="fi-FI"/>
-        </w:rPr>
-        <w:tab/>
-      </w:r>
-      <w:r>
-        <w:rPr>
-          <w:lang w:val="fi-FI"/>
-        </w:rPr>
-        <w:tab/>
-      </w:r>
-      <w:r>
-        <w:rPr>
-          <w:lang w:val="fi-FI"/>
-        </w:rPr>
-        <w:tab/>
-      </w:r>
-      <w:r>
-        <w:rPr>
-          <w:lang w:val="fi-FI"/>
-        </w:rPr>
-        <w:tab/>
-      </w:r>
-      <w:r>
-        <w:rPr>
-          <w:lang w:val="fi-FI"/>
-        </w:rPr>
-        <w:tab/>
-      </w:r>
-    </w:p>
-    <w:p>
-      <w:pPr>
-        <w:rPr>
-          <w:lang w:val="fi-FI"/>
-        </w:rPr>
-      </w:pPr>
-      <w:r>
-        <w:rPr>
-          <w:lang w:val="fi-FI"/>
-        </w:rPr>
-        <w:t>Yang Menyetujui,</w:t>
-      </w:r>
-      <w:r>
-        <w:rPr>
-          <w:lang w:val="fi-FI"/>
-        </w:rPr>
-        <w:tab/>
-      </w:r>
-      <w:r>
-        <w:rPr>
-          <w:lang w:val="fi-FI"/>
-        </w:rPr>
-        <w:tab/>
-      </w:r>
-      <w:r>
-        <w:rPr>
-          <w:lang w:val="fi-FI"/>
-        </w:rPr>
-        <w:tab/>
-      </w:r>
-      <w:r>
-        <w:rPr>
-          <w:lang w:val="fi-FI"/>
-        </w:rPr>
-        <w:tab/>
-      </w:r>
-      <w:r>
-        <w:rPr>
-          <w:lang w:val="fi-FI"/>
-        </w:rPr>
-        <w:tab/>
-      </w:r>
-      <w:r>
-        <w:rPr>
-          <w:lang w:val="fi-FI"/>
-        </w:rPr>
-        <w:tab/>
-        <w:t>Pengelola BMN</w:t>
-      </w:r>
-    </w:p>
-    <w:p>
-      <w:pPr>
-        <w:rPr>
-          <w:lang w:val="fi-FI"/>
-        </w:rPr>
-      </w:pPr>
-      <w:r>
-        <w:rPr>
-          <w:lang w:val="fi-FI"/>
-        </w:rPr>
-        <w:t>PPK Bidang</w:t>
-      </w:r>
-      <w:r>
-        <w:rPr>
-          <w:lang w:val="fi-FI"/>
-        </w:rPr>
-        <w:tab/>
-      </w:r>
-      <w:r>
-        <w:rPr>
-          <w:lang w:val="fi-FI"/>
-        </w:rPr>
-        <w:tab/>
-      </w:r>
-      <w:r>
-        <w:rPr>
-          <w:lang w:val="fi-FI"/>
-        </w:rPr>
-        <w:tab/>
-      </w:r>
-      <w:r>
-        <w:rPr>
-          <w:lang w:val="fi-FI"/>
-        </w:rPr>
-        <w:tab/>
-      </w:r>
-      <w:r>
-        <w:rPr>
-          <w:lang w:val="fi-FI"/>
-        </w:rPr>
-        <w:tab/>
-      </w:r>
-      <w:r>
-        <w:rPr>
-          <w:lang w:val="fi-FI"/>
-        </w:rPr>
-        <w:tab/>
-      </w:r>
-      <w:r>
-        <w:rPr>
-          <w:lang w:val="fi-FI"/>
-        </w:rPr>
-        <w:tab/>
-        <w:t>PJ Manajemen BMN,</w:t>
-      </w:r>
-    </w:p>
-    <w:p>
-      <w:pPr>
-        <w:rPr>
-          <w:lang w:val="fi-FI"/>
-        </w:rPr>
-      </w:pPr>
-    </w:p>
-    <w:p>
-      <w:pPr>
-        <w:rPr>
-          <w:lang w:val="fi-FI"/>
-        </w:rPr>
-      </w:pPr>
-    </w:p>
-    <w:p>
-      <w:pPr>
-        <w:rPr>
-          <w:lang w:val="fi-FI"/>
-        </w:rPr>
-      </w:pPr>
-    </w:p>
-    <w:p>
-      <w:pPr>
-        <w:rPr>
-          <w:lang w:val="fi-FI"/>
-        </w:rPr>
-      </w:pPr>
-    </w:p>
-    <w:p>
-      <w:pPr>
-        <w:rPr>
-          <w:lang w:val="fi-FI"/>
-        </w:rPr>
-      </w:pPr>
-      <w:r>
-        <w:rPr>
-          <w:lang w:val="fi-FI"/>
-        </w:rPr>
-        <w:t>Yuli Rianawati, ST</w:t>
-      </w:r>
-      <w:r>
-        <w:rPr>
-          <w:lang w:val="fi-FI"/>
-        </w:rPr>
-        <w:tab/>
-      </w:r>
-      <w:r>
-        <w:rPr>
-          <w:lang w:val="fi-FI"/>
-        </w:rPr>
-        <w:tab/>
-      </w:r>
-      <w:r>
-        <w:rPr>
-          <w:lang w:val="fi-FI"/>
-        </w:rPr>
-        <w:tab/>
-      </w:r>
-      <w:r>
-        <w:rPr>
-          <w:lang w:val="fi-FI"/>
-        </w:rPr>
-        <w:tab/>
-      </w:r>
-      <w:r>
-        <w:rPr>
-          <w:lang w:val="fi-FI"/>
-        </w:rPr>
-        <w:tab/>
-      </w:r>
-      <w:r>
-        <w:rPr>
-          <w:lang w:val="fi-FI"/>
-        </w:rPr>
-        <w:tab/>
         <w:t>Surya Tanra, S.Kom</w:t>
       </w:r>
     </w:p>
     <w:p>
       <w:r>
-        <w:t>NIP 197207012006042001</w:t>
+        <w:t>NIP 198006102006041002</w:t>
       </w:r>
       <w:r>
         <w:tab/>
@@ -1224,7 +1117,7 @@
 </file>
 
 <file path=word/endnotes.xml><?xml version="1.0" encoding="utf-8"?>
-<w:endnotes xmlns:wpc="http://schemas.microsoft.com/office/word/2010/wordprocessingCanvas" xmlns:cx="http://schemas.microsoft.com/office/drawing/2014/chartex" xmlns:cx1="http://schemas.microsoft.com/office/drawing/2015/9/8/chartex" xmlns:cx2="http://schemas.microsoft.com/office/drawing/2015/10/21/chartex" xmlns:cx3="http://schemas.microsoft.com/office/drawing/2016/5/9/chartex" xmlns:cx4="http://schemas.microsoft.com/office/drawing/2016/5/10/chartex" xmlns:cx5="http://schemas.microsoft.com/office/drawing/2016/5/11/chartex" xmlns:cx6="http://schemas.microsoft.com/office/drawing/2016/5/12/chartex" xmlns:cx7="http://schemas.microsoft.com/office/drawing/2016/5/13/chartex" xmlns:cx8="http://schemas.microsoft.com/office/drawing/2016/5/14/chartex" xmlns:mc="http://schemas.openxmlformats.org/markup-compatibility/2006" xmlns:aink="http://schemas.microsoft.com/office/drawing/2016/ink" xmlns:am3d="http://schemas.microsoft.com/office/drawing/2017/model3d" xmlns:o="urn:schemas-microsoft-com:office:office" xmlns:oel="http://schemas.microsoft.com/office/2019/extlst" xmlns:r="http://schemas.openxmlformats.org/officeDocument/2006/relationships" xmlns:m="http://schemas.openxmlformats.org/officeDocument/2006/math" xmlns:v="urn:schemas-microsoft-com:vml" xmlns:wp14="http://schemas.microsoft.com/office/word/2010/wordprocessingDrawing" xmlns:wp="http://schemas.openxmlformats.org/drawingml/2006/wordprocessingDrawing" xmlns:w10="urn:schemas-microsoft-com:office:word" xmlns:w="http://schemas.openxmlformats.org/wordprocessingml/2006/main" xmlns:w14="http://schemas.microsoft.com/office/word/2010/wordml" xmlns:w15="http://schemas.microsoft.com/office/word/2012/wordml" xmlns:w16cei="http://schemas.microsoft.com/office/word/2026/wordml/cei" xmlns:w16cex="http://schemas.microsoft.com/office/word/2018/wordml/cex" xmlns:w16cid="http://schemas.microsoft.com/office/word/2016/wordml/cid" xmlns:w16="http://schemas.microsoft.com/office/word/2018/wordml" xmlns:w16du="http://schemas.microsoft.com/office/word/2023/wordml/word16du" xmlns:w16sdtdh="http://schemas.microsoft.com/office/word/2020/wordml/sdtdatahash" xmlns:w16sdtfl="http://schemas.microsoft.com/office/word/2024/wordml/sdtformatlock" xmlns:w16se="http://schemas.microsoft.com/office/word/2015/wordml/symex" xmlns:wpg="http://schemas.microsoft.com/office/word/2010/wordprocessingGroup" xmlns:wpi="http://schemas.microsoft.com/office/word/2010/wordprocessingInk" xmlns:wne="http://schemas.microsoft.com/office/word/2006/wordml" xmlns:wps="http://schemas.microsoft.com/office/word/2010/wordprocessingShape" mc:Ignorable="w14 w15 w16se w16cid w16 w16cex w16sdtdh w16sdtfl w16du wp14">
+<w:endnotes xmlns:wpc="http://schemas.microsoft.com/office/word/2010/wordprocessingCanvas" xmlns:cx="http://schemas.microsoft.com/office/drawing/2014/chartex" xmlns:cx1="http://schemas.microsoft.com/office/drawing/2015/9/8/chartex" xmlns:cx2="http://schemas.microsoft.com/office/drawing/2015/10/21/chartex" xmlns:cx3="http://schemas.microsoft.com/office/drawing/2016/5/9/chartex" xmlns:cx4="http://schemas.microsoft.com/office/drawing/2016/5/10/chartex" xmlns:cx5="http://schemas.microsoft.com/office/drawing/2016/5/11/chartex" xmlns:cx6="http://schemas.microsoft.com/office/drawing/2016/5/12/chartex" xmlns:cx7="http://schemas.microsoft.com/office/drawing/2016/5/13/chartex" xmlns:cx8="http://schemas.microsoft.com/office/drawing/2016/5/14/chartex" xmlns:mc="http://schemas.openxmlformats.org/markup-compatibility/2006" xmlns:aink="http://schemas.microsoft.com/office/drawing/2016/ink" xmlns:am3d="http://schemas.microsoft.com/office/drawing/2017/model3d" xmlns:o="urn:schemas-microsoft-com:office:office" xmlns:oel="http://schemas.microsoft.com/office/2019/extlst" xmlns:r="http://schemas.openxmlformats.org/officeDocument/2006/relationships" xmlns:m="http://schemas.openxmlformats.org/officeDocument/2006/math" xmlns:v="urn:schemas-microsoft-com:vml" xmlns:wp14="http://schemas.microsoft.com/office/word/2010/wordprocessingDrawing" xmlns:wp="http://schemas.openxmlformats.org/drawingml/2006/wordprocessingDrawing" xmlns:w10="urn:schemas-microsoft-com:office:word" xmlns:w="http://schemas.openxmlformats.org/wordprocessingml/2006/main" xmlns:w14="http://schemas.microsoft.com/office/word/2010/wordml" xmlns:w15="http://schemas.microsoft.com/office/word/2012/wordml" xmlns:w16cex="http://schemas.microsoft.com/office/word/2018/wordml/cex" xmlns:w16cid="http://schemas.microsoft.com/office/word/2016/wordml/cid" xmlns:w16="http://schemas.microsoft.com/office/word/2018/wordml" xmlns:w16du="http://schemas.microsoft.com/office/word/2023/wordml/word16du" xmlns:w16sdtdh="http://schemas.microsoft.com/office/word/2020/wordml/sdtdatahash" xmlns:w16sdtfl="http://schemas.microsoft.com/office/word/2024/wordml/sdtformatlock" xmlns:w16se="http://schemas.microsoft.com/office/word/2015/wordml/symex" xmlns:wpg="http://schemas.microsoft.com/office/word/2010/wordprocessingGroup" xmlns:wpi="http://schemas.microsoft.com/office/word/2010/wordprocessingInk" xmlns:wne="http://schemas.microsoft.com/office/word/2006/wordml" xmlns:wps="http://schemas.microsoft.com/office/word/2010/wordprocessingShape" mc:Ignorable="w14 w15 w16se w16cid w16 w16cex w16sdtdh w16sdtfl w16du wp14">
   <w:endnote w:type="separator" w:id="-1">
     <w:p>
       <w:r>
@@ -1243,7 +1136,7 @@
 </file>
 
 <file path=word/footnotes.xml><?xml version="1.0" encoding="utf-8"?>
-<w:footnotes xmlns:wpc="http://schemas.microsoft.com/office/word/2010/wordprocessingCanvas" xmlns:cx="http://schemas.microsoft.com/office/drawing/2014/chartex" xmlns:cx1="http://schemas.microsoft.com/office/drawing/2015/9/8/chartex" xmlns:cx2="http://schemas.microsoft.com/office/drawing/2015/10/21/chartex" xmlns:cx3="http://schemas.microsoft.com/office/drawing/2016/5/9/chartex" xmlns:cx4="http://schemas.microsoft.com/office/drawing/2016/5/10/chartex" xmlns:cx5="http://schemas.microsoft.com/office/drawing/2016/5/11/chartex" xmlns:cx6="http://schemas.microsoft.com/office/drawing/2016/5/12/chartex" xmlns:cx7="http://schemas.microsoft.com/office/drawing/2016/5/13/chartex" xmlns:cx8="http://schemas.microsoft.com/office/drawing/2016/5/14/chartex" xmlns:mc="http://schemas.openxmlformats.org/markup-compatibility/2006" xmlns:aink="http://schemas.microsoft.com/office/drawing/2016/ink" xmlns:am3d="http://schemas.microsoft.com/office/drawing/2017/model3d" xmlns:o="urn:schemas-microsoft-com:office:office" xmlns:oel="http://schemas.microsoft.com/office/2019/extlst" xmlns:r="http://schemas.openxmlformats.org/officeDocument/2006/relationships" xmlns:m="http://schemas.openxmlformats.org/officeDocument/2006/math" xmlns:v="urn:schemas-microsoft-com:vml" xmlns:wp14="http://schemas.microsoft.com/office/word/2010/wordprocessingDrawing" xmlns:wp="http://schemas.openxmlformats.org/drawingml/2006/wordprocessingDrawing" xmlns:w10="urn:schemas-microsoft-com:office:word" xmlns:w="http://schemas.openxmlformats.org/wordprocessingml/2006/main" xmlns:w14="http://schemas.microsoft.com/office/word/2010/wordml" xmlns:w15="http://schemas.microsoft.com/office/word/2012/wordml" xmlns:w16cei="http://schemas.microsoft.com/office/word/2026/wordml/cei" xmlns:w16cex="http://schemas.microsoft.com/office/word/2018/wordml/cex" xmlns:w16cid="http://schemas.microsoft.com/office/word/2016/wordml/cid" xmlns:w16="http://schemas.microsoft.com/office/word/2018/wordml" xmlns:w16du="http://schemas.microsoft.com/office/word/2023/wordml/word16du" xmlns:w16sdtdh="http://schemas.microsoft.com/office/word/2020/wordml/sdtdatahash" xmlns:w16sdtfl="http://schemas.microsoft.com/office/word/2024/wordml/sdtformatlock" xmlns:w16se="http://schemas.microsoft.com/office/word/2015/wordml/symex" xmlns:wpg="http://schemas.microsoft.com/office/word/2010/wordprocessingGroup" xmlns:wpi="http://schemas.microsoft.com/office/word/2010/wordprocessingInk" xmlns:wne="http://schemas.microsoft.com/office/word/2006/wordml" xmlns:wps="http://schemas.microsoft.com/office/word/2010/wordprocessingShape" mc:Ignorable="w14 w15 w16se w16cid w16 w16cex w16sdtdh w16sdtfl w16du wp14">
+<w:footnotes xmlns:wpc="http://schemas.microsoft.com/office/word/2010/wordprocessingCanvas" xmlns:cx="http://schemas.microsoft.com/office/drawing/2014/chartex" xmlns:cx1="http://schemas.microsoft.com/office/drawing/2015/9/8/chartex" xmlns:cx2="http://schemas.microsoft.com/office/drawing/2015/10/21/chartex" xmlns:cx3="http://schemas.microsoft.com/office/drawing/2016/5/9/chartex" xmlns:cx4="http://schemas.microsoft.com/office/drawing/2016/5/10/chartex" xmlns:cx5="http://schemas.microsoft.com/office/drawing/2016/5/11/chartex" xmlns:cx6="http://schemas.microsoft.com/office/drawing/2016/5/12/chartex" xmlns:cx7="http://schemas.microsoft.com/office/drawing/2016/5/13/chartex" xmlns:cx8="http://schemas.microsoft.com/office/drawing/2016/5/14/chartex" xmlns:mc="http://schemas.openxmlformats.org/markup-compatibility/2006" xmlns:aink="http://schemas.microsoft.com/office/drawing/2016/ink" xmlns:am3d="http://schemas.microsoft.com/office/drawing/2017/model3d" xmlns:o="urn:schemas-microsoft-com:office:office" xmlns:oel="http://schemas.microsoft.com/office/2019/extlst" xmlns:r="http://schemas.openxmlformats.org/officeDocument/2006/relationships" xmlns:m="http://schemas.openxmlformats.org/officeDocument/2006/math" xmlns:v="urn:schemas-microsoft-com:vml" xmlns:wp14="http://schemas.microsoft.com/office/word/2010/wordprocessingDrawing" xmlns:wp="http://schemas.openxmlformats.org/drawingml/2006/wordprocessingDrawing" xmlns:w10="urn:schemas-microsoft-com:office:word" xmlns:w="http://schemas.openxmlformats.org/wordprocessingml/2006/main" xmlns:w14="http://schemas.microsoft.com/office/word/2010/wordml" xmlns:w15="http://schemas.microsoft.com/office/word/2012/wordml" xmlns:w16cex="http://schemas.microsoft.com/office/word/2018/wordml/cex" xmlns:w16cid="http://schemas.microsoft.com/office/word/2016/wordml/cid" xmlns:w16="http://schemas.microsoft.com/office/word/2018/wordml" xmlns:w16du="http://schemas.microsoft.com/office/word/2023/wordml/word16du" xmlns:w16sdtdh="http://schemas.microsoft.com/office/word/2020/wordml/sdtdatahash" xmlns:w16sdtfl="http://schemas.microsoft.com/office/word/2024/wordml/sdtformatlock" xmlns:w16se="http://schemas.microsoft.com/office/word/2015/wordml/symex" xmlns:wpg="http://schemas.microsoft.com/office/word/2010/wordprocessingGroup" xmlns:wpi="http://schemas.microsoft.com/office/word/2010/wordprocessingInk" xmlns:wne="http://schemas.microsoft.com/office/word/2006/wordml" xmlns:wps="http://schemas.microsoft.com/office/word/2010/wordprocessingShape" mc:Ignorable="w14 w15 w16se w16cid w16 w16cex w16sdtdh w16sdtfl w16du wp14">
   <w:footnote w:type="separator" w:id="-1">
     <w:p>
       <w:r>
@@ -1262,7 +1155,7 @@
 </file>
 
 <file path=word/header1.xml><?xml version="1.0" encoding="utf-8"?>
-<w:hdr xmlns:wpc="http://schemas.microsoft.com/office/word/2010/wordprocessingCanvas" xmlns:cx="http://schemas.microsoft.com/office/drawing/2014/chartex" xmlns:cx1="http://schemas.microsoft.com/office/drawing/2015/9/8/chartex" xmlns:cx2="http://schemas.microsoft.com/office/drawing/2015/10/21/chartex" xmlns:cx3="http://schemas.microsoft.com/office/drawing/2016/5/9/chartex" xmlns:cx4="http://schemas.microsoft.com/office/drawing/2016/5/10/chartex" xmlns:cx5="http://schemas.microsoft.com/office/drawing/2016/5/11/chartex" xmlns:cx6="http://schemas.microsoft.com/office/drawing/2016/5/12/chartex" xmlns:cx7="http://schemas.microsoft.com/office/drawing/2016/5/13/chartex" xmlns:cx8="http://schemas.microsoft.com/office/drawing/2016/5/14/chartex" xmlns:mc="http://schemas.openxmlformats.org/markup-compatibility/2006" xmlns:aink="http://schemas.microsoft.com/office/drawing/2016/ink" xmlns:am3d="http://schemas.microsoft.com/office/drawing/2017/model3d" xmlns:o="urn:schemas-microsoft-com:office:office" xmlns:oel="http://schemas.microsoft.com/office/2019/extlst" xmlns:r="http://schemas.openxmlformats.org/officeDocument/2006/relationships" xmlns:m="http://schemas.openxmlformats.org/officeDocument/2006/math" xmlns:v="urn:schemas-microsoft-com:vml" xmlns:wp14="http://schemas.microsoft.com/office/word/2010/wordprocessingDrawing" xmlns:wp="http://schemas.openxmlformats.org/drawingml/2006/wordprocessingDrawing" xmlns:w10="urn:schemas-microsoft-com:office:word" xmlns:w="http://schemas.openxmlformats.org/wordprocessingml/2006/main" xmlns:w14="http://schemas.microsoft.com/office/word/2010/wordml" xmlns:w15="http://schemas.microsoft.com/office/word/2012/wordml" xmlns:w16cei="http://schemas.microsoft.com/office/word/2026/wordml/cei" xmlns:w16cex="http://schemas.microsoft.com/office/word/2018/wordml/cex" xmlns:w16cid="http://schemas.microsoft.com/office/word/2016/wordml/cid" xmlns:w16="http://schemas.microsoft.com/office/word/2018/wordml" xmlns:w16du="http://schemas.microsoft.com/office/word/2023/wordml/word16du" xmlns:w16sdtdh="http://schemas.microsoft.com/office/word/2020/wordml/sdtdatahash" xmlns:w16sdtfl="http://schemas.microsoft.com/office/word/2024/wordml/sdtformatlock" xmlns:w16se="http://schemas.microsoft.com/office/word/2015/wordml/symex" xmlns:wpg="http://schemas.microsoft.com/office/word/2010/wordprocessingGroup" xmlns:wpi="http://schemas.microsoft.com/office/word/2010/wordprocessingInk" xmlns:wne="http://schemas.microsoft.com/office/word/2006/wordml" xmlns:wps="http://schemas.microsoft.com/office/word/2010/wordprocessingShape" mc:Ignorable="w14 w15 w16se w16cid w16 w16cex w16sdtdh w16sdtfl w16du wp14">
+<w:hdr xmlns:wpc="http://schemas.microsoft.com/office/word/2010/wordprocessingCanvas" xmlns:cx="http://schemas.microsoft.com/office/drawing/2014/chartex" xmlns:cx1="http://schemas.microsoft.com/office/drawing/2015/9/8/chartex" xmlns:cx2="http://schemas.microsoft.com/office/drawing/2015/10/21/chartex" xmlns:cx3="http://schemas.microsoft.com/office/drawing/2016/5/9/chartex" xmlns:cx4="http://schemas.microsoft.com/office/drawing/2016/5/10/chartex" xmlns:cx5="http://schemas.microsoft.com/office/drawing/2016/5/11/chartex" xmlns:cx6="http://schemas.microsoft.com/office/drawing/2016/5/12/chartex" xmlns:cx7="http://schemas.microsoft.com/office/drawing/2016/5/13/chartex" xmlns:cx8="http://schemas.microsoft.com/office/drawing/2016/5/14/chartex" xmlns:mc="http://schemas.openxmlformats.org/markup-compatibility/2006" xmlns:aink="http://schemas.microsoft.com/office/drawing/2016/ink" xmlns:am3d="http://schemas.microsoft.com/office/drawing/2017/model3d" xmlns:o="urn:schemas-microsoft-com:office:office" xmlns:oel="http://schemas.microsoft.com/office/2019/extlst" xmlns:r="http://schemas.openxmlformats.org/officeDocument/2006/relationships" xmlns:m="http://schemas.openxmlformats.org/officeDocument/2006/math" xmlns:v="urn:schemas-microsoft-com:vml" xmlns:wp14="http://schemas.microsoft.com/office/word/2010/wordprocessingDrawing" xmlns:wp="http://schemas.openxmlformats.org/drawingml/2006/wordprocessingDrawing" xmlns:w10="urn:schemas-microsoft-com:office:word" xmlns:w="http://schemas.openxmlformats.org/wordprocessingml/2006/main" xmlns:w14="http://schemas.microsoft.com/office/word/2010/wordml" xmlns:w15="http://schemas.microsoft.com/office/word/2012/wordml" xmlns:w16cex="http://schemas.microsoft.com/office/word/2018/wordml/cex" xmlns:w16cid="http://schemas.microsoft.com/office/word/2016/wordml/cid" xmlns:w16="http://schemas.microsoft.com/office/word/2018/wordml" xmlns:w16du="http://schemas.microsoft.com/office/word/2023/wordml/word16du" xmlns:w16sdtdh="http://schemas.microsoft.com/office/word/2020/wordml/sdtdatahash" xmlns:w16sdtfl="http://schemas.microsoft.com/office/word/2024/wordml/sdtformatlock" xmlns:w16se="http://schemas.microsoft.com/office/word/2015/wordml/symex" xmlns:wpg="http://schemas.microsoft.com/office/word/2010/wordprocessingGroup" xmlns:wpi="http://schemas.microsoft.com/office/word/2010/wordprocessingInk" xmlns:wne="http://schemas.microsoft.com/office/word/2006/wordml" xmlns:wps="http://schemas.microsoft.com/office/word/2010/wordprocessingShape" mc:Ignorable="w14 w15 w16se w16cid w16 w16cex w16sdtdh w16sdtfl w16du wp14">
   <w:p>
     <w:pPr>
       <w:pBdr>
@@ -1973,7 +1866,6 @@
   <w:style w:type="character" w:default="1" w:styleId="DefaultParagraphFont">
     <w:name w:val="Default Paragraph Font"/>
     <w:uiPriority w:val="1"/>
-    <w:semiHidden/>
     <w:unhideWhenUsed/>
   </w:style>
   <w:style w:type="table" w:default="1" w:styleId="TableNormal">
